--- a/exam-c1/evidencias.docx
+++ b/exam-c1/evidencias.docx
@@ -2,7 +2,395 @@
 <file path=word/document.xml><?xml version="1.0" encoding="utf-8"?>
 <w:document xmlns:wpc="http://schemas.microsoft.com/office/word/2010/wordprocessingCanvas" xmlns:cx="http://schemas.microsoft.com/office/drawing/2014/chartex" xmlns:cx1="http://schemas.microsoft.com/office/drawing/2015/9/8/chartex" xmlns:cx2="http://schemas.microsoft.com/office/drawing/2015/10/21/chartex" xmlns:cx3="http://schemas.microsoft.com/office/drawing/2016/5/9/chartex" xmlns:cx4="http://schemas.microsoft.com/office/drawing/2016/5/10/chartex" xmlns:cx5="http://schemas.microsoft.com/office/drawing/2016/5/11/chartex" xmlns:cx6="http://schemas.microsoft.com/office/drawing/2016/5/12/chartex" xmlns:cx7="http://schemas.microsoft.com/office/drawing/2016/5/13/chartex" xmlns:cx8="http://schemas.microsoft.com/office/drawing/2016/5/14/chartex" xmlns:mc="http://schemas.openxmlformats.org/markup-compatibility/2006" xmlns:aink="http://schemas.microsoft.com/office/drawing/2016/ink" xmlns:am3d="http://schemas.microsoft.com/office/drawing/2017/model3d" xmlns:o="urn:schemas-microsoft-com:office:office" xmlns:oel="http://schemas.microsoft.com/office/2019/extlst" xmlns:r="http://schemas.openxmlformats.org/officeDocument/2006/relationships" xmlns:m="http://schemas.openxmlformats.org/officeDocument/2006/math" xmlns:v="urn:schemas-microsoft-com:vml" xmlns:wp14="http://schemas.microsoft.com/office/word/2010/wordprocessingDrawing" xmlns:wp="http://schemas.openxmlformats.org/drawingml/2006/wordprocessingDrawing" xmlns:w10="urn:schemas-microsoft-com:office:word" xmlns:w="http://schemas.openxmlformats.org/wordprocessingml/2006/main" xmlns:w14="http://schemas.microsoft.com/office/word/2010/wordml" xmlns:w15="http://schemas.microsoft.com/office/word/2012/wordml" xmlns:w16cex="http://schemas.microsoft.com/office/word/2018/wordml/cex" xmlns:w16cid="http://schemas.microsoft.com/office/word/2016/wordml/cid" xmlns:w16="http://schemas.microsoft.com/office/word/2018/wordml" xmlns:w16du="http://schemas.microsoft.com/office/word/2023/wordml/word16du" xmlns:w16sdtdh="http://schemas.microsoft.com/office/word/2020/wordml/sdtdatahash" xmlns:w16sdtfl="http://schemas.microsoft.com/office/word/2024/wordml/sdtformatlock" xmlns:w16se="http://schemas.microsoft.com/office/word/2015/wordml/symex" xmlns:wpg="http://schemas.microsoft.com/office/word/2010/wordprocessingGroup" xmlns:wpi="http://schemas.microsoft.com/office/word/2010/wordprocessingInk" xmlns:wne="http://schemas.microsoft.com/office/word/2006/wordml" xmlns:wps="http://schemas.microsoft.com/office/word/2010/wordprocessingShape" mc:Ignorable="w14 w15 w16se w16cid w16 w16cex w16sdtdh w16sdtfl w16du wp14">
   <w:body>
-    <w:p/>
+    <w:p>
+      <w:pPr>
+        <w:rPr>
+          <w:lang w:val="en-US"/>
+        </w:rPr>
+      </w:pPr>
+      <w:r>
+        <w:rPr>
+          <w:lang w:val="en-US"/>
+        </w:rPr>
+        <w:t>Enlace</w:t>
+      </w:r>
+      <w:r>
+        <w:rPr>
+          <w:lang w:val="en-US"/>
+        </w:rPr>
+        <w:t xml:space="preserve"> </w:t>
+      </w:r>
+      <w:r>
+        <w:rPr>
+          <w:lang w:val="en-US"/>
+        </w:rPr>
+        <w:t>FIGMA: https://www.figma.com/design/ZjBtNfnXoZuxwCUW1EKjet/examen_C1?node-id=0-1&amp;t=sw5mG2jza6zA12Up-1</w:t>
+      </w:r>
+    </w:p>
+    <w:p>
+      <w:pPr>
+        <w:rPr>
+          <w:lang w:val="en-US"/>
+        </w:rPr>
+      </w:pPr>
+      <w:r>
+        <w:rPr>
+          <w:lang w:val="en-US"/>
+        </w:rPr>
+        <w:t xml:space="preserve">Enlace GIT: </w:t>
+      </w:r>
+      <w:hyperlink r:id="rId4" w:history="1">
+        <w:r>
+          <w:rPr>
+            <w:rStyle w:val="Hipervnculo"/>
+            <w:lang w:val="en-US"/>
+          </w:rPr>
+          <w:t>https://github.com/omareiza2023/Semestre-2025-A/tree/feature/exam</w:t>
+        </w:r>
+      </w:hyperlink>
+    </w:p>
+    <w:p>
+      <w:pPr>
+        <w:rPr>
+          <w:lang w:val="es-ES"/>
+        </w:rPr>
+      </w:pPr>
+      <w:r>
+        <w:rPr>
+          <w:lang w:val="es-ES"/>
+        </w:rPr>
+        <w:t xml:space="preserve">Actualización de las ramas de </w:t>
+      </w:r>
+      <w:proofErr w:type="spellStart"/>
+      <w:r>
+        <w:rPr>
+          <w:lang w:val="es-ES"/>
+        </w:rPr>
+        <w:t>git</w:t>
+      </w:r>
+      <w:proofErr w:type="spellEnd"/>
+      <w:r>
+        <w:rPr>
+          <w:lang w:val="es-ES"/>
+        </w:rPr>
+        <w:t>:</w:t>
+      </w:r>
+      <w:r>
+        <w:rPr>
+          <w:lang w:val="es-ES"/>
+        </w:rPr>
+        <w:br/>
+      </w:r>
+      <w:r>
+        <w:rPr>
+          <w:noProof/>
+          <w:lang w:val="es-ES"/>
+        </w:rPr>
+        <w:drawing>
+          <wp:inline distT="0" distB="0" distL="0" distR="0" wp14:anchorId="5305A743" wp14:editId="05B5534C">
+            <wp:extent cx="5612130" cy="1724660"/>
+            <wp:effectExtent l="0" t="0" r="7620" b="8890"/>
+            <wp:docPr id="686047057" name="Imagen 1"/>
+            <wp:cNvGraphicFramePr>
+              <a:graphicFrameLocks xmlns:a="http://schemas.openxmlformats.org/drawingml/2006/main" noChangeAspect="1"/>
+            </wp:cNvGraphicFramePr>
+            <a:graphic xmlns:a="http://schemas.openxmlformats.org/drawingml/2006/main">
+              <a:graphicData uri="http://schemas.openxmlformats.org/drawingml/2006/picture">
+                <pic:pic xmlns:pic="http://schemas.openxmlformats.org/drawingml/2006/picture">
+                  <pic:nvPicPr>
+                    <pic:cNvPr id="686047057" name=""/>
+                    <pic:cNvPicPr/>
+                  </pic:nvPicPr>
+                  <pic:blipFill>
+                    <a:blip r:embed="rId5"/>
+                    <a:stretch>
+                      <a:fillRect/>
+                    </a:stretch>
+                  </pic:blipFill>
+                  <pic:spPr>
+                    <a:xfrm>
+                      <a:off x="0" y="0"/>
+                      <a:ext cx="5612130" cy="1724660"/>
+                    </a:xfrm>
+                    <a:prstGeom prst="rect">
+                      <a:avLst/>
+                    </a:prstGeom>
+                  </pic:spPr>
+                </pic:pic>
+              </a:graphicData>
+            </a:graphic>
+          </wp:inline>
+        </w:drawing>
+      </w:r>
+      <w:proofErr w:type="spellStart"/>
+      <w:r>
+        <w:rPr>
+          <w:lang w:val="es-ES"/>
+        </w:rPr>
+        <w:t>push</w:t>
+      </w:r>
+      <w:proofErr w:type="spellEnd"/>
+      <w:r>
+        <w:rPr>
+          <w:lang w:val="es-ES"/>
+        </w:rPr>
+        <w:t xml:space="preserve"> con los archivos:</w:t>
+      </w:r>
+      <w:r>
+        <w:rPr>
+          <w:lang w:val="es-ES"/>
+        </w:rPr>
+        <w:br/>
+      </w:r>
+      <w:r>
+        <w:rPr>
+          <w:noProof/>
+          <w:lang w:val="es-ES"/>
+        </w:rPr>
+        <w:drawing>
+          <wp:inline distT="0" distB="0" distL="0" distR="0" wp14:anchorId="2424C6CE" wp14:editId="3C646C7B">
+            <wp:extent cx="5612130" cy="1607185"/>
+            <wp:effectExtent l="0" t="0" r="7620" b="0"/>
+            <wp:docPr id="1584525293" name="Imagen 1" descr="Texto&#10;&#10;El contenido generado por IA puede ser incorrecto."/>
+            <wp:cNvGraphicFramePr>
+              <a:graphicFrameLocks xmlns:a="http://schemas.openxmlformats.org/drawingml/2006/main" noChangeAspect="1"/>
+            </wp:cNvGraphicFramePr>
+            <a:graphic xmlns:a="http://schemas.openxmlformats.org/drawingml/2006/main">
+              <a:graphicData uri="http://schemas.openxmlformats.org/drawingml/2006/picture">
+                <pic:pic xmlns:pic="http://schemas.openxmlformats.org/drawingml/2006/picture">
+                  <pic:nvPicPr>
+                    <pic:cNvPr id="1584525293" name="Imagen 1" descr="Texto&#10;&#10;El contenido generado por IA puede ser incorrecto."/>
+                    <pic:cNvPicPr/>
+                  </pic:nvPicPr>
+                  <pic:blipFill>
+                    <a:blip r:embed="rId6"/>
+                    <a:stretch>
+                      <a:fillRect/>
+                    </a:stretch>
+                  </pic:blipFill>
+                  <pic:spPr>
+                    <a:xfrm>
+                      <a:off x="0" y="0"/>
+                      <a:ext cx="5612130" cy="1607185"/>
+                    </a:xfrm>
+                    <a:prstGeom prst="rect">
+                      <a:avLst/>
+                    </a:prstGeom>
+                  </pic:spPr>
+                </pic:pic>
+              </a:graphicData>
+            </a:graphic>
+          </wp:inline>
+        </w:drawing>
+      </w:r>
+    </w:p>
+    <w:p>
+      <w:pPr>
+        <w:rPr>
+          <w:lang w:val="es-ES"/>
+        </w:rPr>
+      </w:pPr>
+      <w:r>
+        <w:rPr>
+          <w:lang w:val="es-ES"/>
+        </w:rPr>
+        <w:t>CREACION DEL MOCKUP PRIMERA FASE:</w:t>
+      </w:r>
+      <w:r>
+        <w:rPr>
+          <w:lang w:val="es-ES"/>
+        </w:rPr>
+        <w:br/>
+      </w:r>
+      <w:r>
+        <w:rPr>
+          <w:noProof/>
+          <w:lang w:val="es-ES"/>
+        </w:rPr>
+        <w:drawing>
+          <wp:inline distT="0" distB="0" distL="0" distR="0" wp14:anchorId="4041A467" wp14:editId="062219E2">
+            <wp:extent cx="5612130" cy="3370580"/>
+            <wp:effectExtent l="0" t="0" r="7620" b="1270"/>
+            <wp:docPr id="644051486" name="Imagen 1"/>
+            <wp:cNvGraphicFramePr>
+              <a:graphicFrameLocks xmlns:a="http://schemas.openxmlformats.org/drawingml/2006/main" noChangeAspect="1"/>
+            </wp:cNvGraphicFramePr>
+            <a:graphic xmlns:a="http://schemas.openxmlformats.org/drawingml/2006/main">
+              <a:graphicData uri="http://schemas.openxmlformats.org/drawingml/2006/picture">
+                <pic:pic xmlns:pic="http://schemas.openxmlformats.org/drawingml/2006/picture">
+                  <pic:nvPicPr>
+                    <pic:cNvPr id="644051486" name=""/>
+                    <pic:cNvPicPr/>
+                  </pic:nvPicPr>
+                  <pic:blipFill>
+                    <a:blip r:embed="rId7"/>
+                    <a:stretch>
+                      <a:fillRect/>
+                    </a:stretch>
+                  </pic:blipFill>
+                  <pic:spPr>
+                    <a:xfrm>
+                      <a:off x="0" y="0"/>
+                      <a:ext cx="5612130" cy="3370580"/>
+                    </a:xfrm>
+                    <a:prstGeom prst="rect">
+                      <a:avLst/>
+                    </a:prstGeom>
+                  </pic:spPr>
+                </pic:pic>
+              </a:graphicData>
+            </a:graphic>
+          </wp:inline>
+        </w:drawing>
+      </w:r>
+    </w:p>
+    <w:p>
+      <w:pPr>
+        <w:rPr>
+          <w:lang w:val="es-ES"/>
+        </w:rPr>
+      </w:pPr>
+    </w:p>
+    <w:p>
+      <w:pPr>
+        <w:rPr>
+          <w:lang w:val="es-ES"/>
+        </w:rPr>
+      </w:pPr>
+      <w:r>
+        <w:rPr>
+          <w:lang w:val="es-ES"/>
+        </w:rPr>
+        <w:t>CREACION DEL MOCKUP FASE 2:</w:t>
+      </w:r>
+      <w:r>
+        <w:rPr>
+          <w:lang w:val="es-ES"/>
+        </w:rPr>
+        <w:br/>
+      </w:r>
+      <w:r>
+        <w:rPr>
+          <w:lang w:val="es-ES"/>
+        </w:rPr>
+        <w:br/>
+      </w:r>
+      <w:r>
+        <w:rPr>
+          <w:noProof/>
+          <w:lang w:val="es-ES"/>
+        </w:rPr>
+        <w:drawing>
+          <wp:inline distT="0" distB="0" distL="0" distR="0" wp14:anchorId="16C38D99" wp14:editId="33497A72">
+            <wp:extent cx="4145015" cy="3408218"/>
+            <wp:effectExtent l="0" t="0" r="8255" b="1905"/>
+            <wp:docPr id="1925892603" name="Imagen 1"/>
+            <wp:cNvGraphicFramePr>
+              <a:graphicFrameLocks xmlns:a="http://schemas.openxmlformats.org/drawingml/2006/main" noChangeAspect="1"/>
+            </wp:cNvGraphicFramePr>
+            <a:graphic xmlns:a="http://schemas.openxmlformats.org/drawingml/2006/main">
+              <a:graphicData uri="http://schemas.openxmlformats.org/drawingml/2006/picture">
+                <pic:pic xmlns:pic="http://schemas.openxmlformats.org/drawingml/2006/picture">
+                  <pic:nvPicPr>
+                    <pic:cNvPr id="1925892603" name=""/>
+                    <pic:cNvPicPr/>
+                  </pic:nvPicPr>
+                  <pic:blipFill>
+                    <a:blip r:embed="rId8"/>
+                    <a:stretch>
+                      <a:fillRect/>
+                    </a:stretch>
+                  </pic:blipFill>
+                  <pic:spPr>
+                    <a:xfrm>
+                      <a:off x="0" y="0"/>
+                      <a:ext cx="4171954" cy="3430369"/>
+                    </a:xfrm>
+                    <a:prstGeom prst="rect">
+                      <a:avLst/>
+                    </a:prstGeom>
+                  </pic:spPr>
+                </pic:pic>
+              </a:graphicData>
+            </a:graphic>
+          </wp:inline>
+        </w:drawing>
+      </w:r>
+    </w:p>
+    <w:p>
+      <w:pPr>
+        <w:rPr>
+          <w:lang w:val="es-ES"/>
+        </w:rPr>
+      </w:pPr>
+      <w:r>
+        <w:rPr>
+          <w:lang w:val="es-ES"/>
+        </w:rPr>
+        <w:t>Corrección de colores</w:t>
+      </w:r>
+      <w:r>
+        <w:rPr>
+          <w:lang w:val="es-ES"/>
+        </w:rPr>
+        <w:t>:</w:t>
+      </w:r>
+    </w:p>
+    <w:p>
+      <w:pPr>
+        <w:rPr>
+          <w:lang w:val="es-ES"/>
+        </w:rPr>
+      </w:pPr>
+      <w:r>
+        <w:rPr>
+          <w:noProof/>
+          <w:lang w:val="es-ES"/>
+        </w:rPr>
+        <w:drawing>
+          <wp:inline distT="0" distB="0" distL="0" distR="0" wp14:anchorId="75A6F309" wp14:editId="41BF4F27">
+            <wp:extent cx="4120122" cy="3462338"/>
+            <wp:effectExtent l="0" t="0" r="0" b="5080"/>
+            <wp:docPr id="18120607" name="Imagen 1"/>
+            <wp:cNvGraphicFramePr>
+              <a:graphicFrameLocks xmlns:a="http://schemas.openxmlformats.org/drawingml/2006/main" noChangeAspect="1"/>
+            </wp:cNvGraphicFramePr>
+            <a:graphic xmlns:a="http://schemas.openxmlformats.org/drawingml/2006/main">
+              <a:graphicData uri="http://schemas.openxmlformats.org/drawingml/2006/picture">
+                <pic:pic xmlns:pic="http://schemas.openxmlformats.org/drawingml/2006/picture">
+                  <pic:nvPicPr>
+                    <pic:cNvPr id="18120607" name=""/>
+                    <pic:cNvPicPr/>
+                  </pic:nvPicPr>
+                  <pic:blipFill>
+                    <a:blip r:embed="rId9"/>
+                    <a:stretch>
+                      <a:fillRect/>
+                    </a:stretch>
+                  </pic:blipFill>
+                  <pic:spPr>
+                    <a:xfrm>
+                      <a:off x="0" y="0"/>
+                      <a:ext cx="4122451" cy="3464295"/>
+                    </a:xfrm>
+                    <a:prstGeom prst="rect">
+                      <a:avLst/>
+                    </a:prstGeom>
+                  </pic:spPr>
+                </pic:pic>
+              </a:graphicData>
+            </a:graphic>
+          </wp:inline>
+        </w:drawing>
+      </w:r>
+    </w:p>
+    <w:p>
+      <w:pPr>
+        <w:rPr>
+          <w:lang w:val="es-ES"/>
+        </w:rPr>
+      </w:pPr>
+    </w:p>
     <w:sectPr>
       <w:pgSz w:w="12240" w:h="15840"/>
       <w:pgMar w:top="1417" w:right="1701" w:bottom="1417" w:left="1701" w:header="708" w:footer="708" w:gutter="0"/>
@@ -930,6 +1318,29 @@
       <w:spacing w:val="5"/>
     </w:rPr>
   </w:style>
+  <w:style w:type="character" w:styleId="Hipervnculo">
+    <w:name w:val="Hyperlink"/>
+    <w:basedOn w:val="Fuentedeprrafopredeter"/>
+    <w:uiPriority w:val="99"/>
+    <w:unhideWhenUsed/>
+    <w:rsid w:val="00307DA7"/>
+    <w:rPr>
+      <w:color w:val="467886" w:themeColor="hyperlink"/>
+      <w:u w:val="single"/>
+    </w:rPr>
+  </w:style>
+  <w:style w:type="character" w:styleId="Mencinsinresolver">
+    <w:name w:val="Unresolved Mention"/>
+    <w:basedOn w:val="Fuentedeprrafopredeter"/>
+    <w:uiPriority w:val="99"/>
+    <w:semiHidden/>
+    <w:unhideWhenUsed/>
+    <w:rsid w:val="00307DA7"/>
+    <w:rPr>
+      <w:color w:val="605E5C"/>
+      <w:shd w:val="clear" w:color="auto" w:fill="E1DFDD"/>
+    </w:rPr>
+  </w:style>
 </w:styles>
 </file>
 
